--- a/az/wisdom-stories/those-who-give-love-receive-love.docx
+++ b/az/wisdom-stories/those-who-give-love-receive-love.docx
@@ -198,7 +198,7 @@
         <w:rPr>
           <w:lang/>
         </w:rPr>
-        <w:t>— Sizin münasibətinizi zəhərləyən içinizdə yığılıb qalan inciklik idi, — qoca sözünə davam etdi. — Sən davranışını dəyişdikcə bir-birinizi tanımağa və anlamağa imkan verdin. Mehribanlıq əvvəlcə bir niyyət idi, sonra həqiqi hissə çevrildi.</w:t>
+        <w:t>— Sizin münasibətinizi zəhərləyən içinizdə yığılıb qalan inciklik idi, — qoca sözünə davam etdi. — Sən davranışını dəyişməklə bir-birinizi tanımağınıza və anlamağınıza imkan yaratdın. Mehribanlıq əvvəlcə bir niyyət idi, sonra həqiqi hissə çevrildi.</w:t>
       </w:r>
     </w:p>
     <w:p>
